--- a/prdforge-pack/docx/PRDForge - Product Brief Template.docx
+++ b/prdforge-pack/docx/PRDForge - Product Brief Template.docx
@@ -46,7 +46,7 @@
         <w:pStyle w:val="Heading1"/>
       </w:pPr>
       <w:r>
-        <w:t>Product Brief (Starter)</w:t>
+        <w:t>PRDForge — Release Scope and Stabilization Checklist</w:t>
       </w:r>
     </w:p>
     <w:p/>
@@ -55,15 +55,15 @@
         <w:pStyle w:val="Heading2"/>
       </w:pPr>
       <w:r>
-        <w:t>1) Product Name</w:t>
+        <w:t>Release Objective</w:t>
       </w:r>
     </w:p>
     <w:p>
-      <w:pPr>
-        <w:pStyle w:val="ListBullet"/>
-      </w:pPr>
       <w:r>
-        <w:t>Working name:</w:t>
+        <w:rPr>
+          <w:sz w:val="22"/>
+        </w:rPr>
+        <w:t>Ship a production-stable release candidate with onboarding, PRD generation loop, and monetization fully reliable.</w:t>
       </w:r>
     </w:p>
     <w:p/>
@@ -72,7 +72,7 @@
         <w:pStyle w:val="Heading2"/>
       </w:pPr>
       <w:r>
-        <w:t>2) Problem Statement</w:t>
+        <w:t>What Is In Scope (This Launch)</w:t>
       </w:r>
     </w:p>
     <w:p>
@@ -80,7 +80,7 @@
         <w:pStyle w:val="ListBullet"/>
       </w:pPr>
       <w:r>
-        <w:t>What problem are you solving?</w:t>
+        <w:t>Sign in and session reliability</w:t>
       </w:r>
     </w:p>
     <w:p>
@@ -88,7 +88,7 @@
         <w:pStyle w:val="ListBullet"/>
       </w:pPr>
       <w:r>
-        <w:t>Who is affected most?</w:t>
+        <w:t>Project creation and workspace continuity</w:t>
       </w:r>
     </w:p>
     <w:p>
@@ -96,7 +96,31 @@
         <w:pStyle w:val="ListBullet"/>
       </w:pPr>
       <w:r>
-        <w:t>Why now?</w:t>
+        <w:t>PRD generation quality and response consistency</w:t>
+      </w:r>
+    </w:p>
+    <w:p>
+      <w:pPr>
+        <w:pStyle w:val="ListBullet"/>
+      </w:pPr>
+      <w:r>
+        <w:t>Edit, export, and sharing stability</w:t>
+      </w:r>
+    </w:p>
+    <w:p>
+      <w:pPr>
+        <w:pStyle w:val="ListBullet"/>
+      </w:pPr>
+      <w:r>
+        <w:t>Pricing/paywall and subscription lifecycle reliability</w:t>
+      </w:r>
+    </w:p>
+    <w:p>
+      <w:pPr>
+        <w:pStyle w:val="ListBullet"/>
+      </w:pPr>
+      <w:r>
+        <w:t>Analytics instrumentation and dashboards</w:t>
       </w:r>
     </w:p>
     <w:p/>
@@ -105,7 +129,7 @@
         <w:pStyle w:val="Heading2"/>
       </w:pPr>
       <w:r>
-        <w:t>3) Target Users</w:t>
+        <w:t>What Is Out of Scope (Post-Launch)</w:t>
       </w:r>
     </w:p>
     <w:p>
@@ -113,7 +137,7 @@
         <w:pStyle w:val="ListBullet"/>
       </w:pPr>
       <w:r>
-        <w:t>Primary user segment:</w:t>
+        <w:t>Large new feature modules</w:t>
       </w:r>
     </w:p>
     <w:p>
@@ -121,7 +145,7 @@
         <w:pStyle w:val="ListBullet"/>
       </w:pPr>
       <w:r>
-        <w:t>Secondary segment:</w:t>
+        <w:t>Non-critical UI redesign</w:t>
       </w:r>
     </w:p>
     <w:p>
@@ -129,7 +153,7 @@
         <w:pStyle w:val="ListBullet"/>
       </w:pPr>
       <w:r>
-        <w:t>Current alternatives they use:</w:t>
+        <w:t>Experimental integrations without QA coverage</w:t>
       </w:r>
     </w:p>
     <w:p/>
@@ -138,7 +162,7 @@
         <w:pStyle w:val="Heading2"/>
       </w:pPr>
       <w:r>
-        <w:t>4) Core Value Proposition</w:t>
+        <w:t>Must-Pass Stabilization Checks</w:t>
       </w:r>
     </w:p>
     <w:p>
@@ -146,7 +170,7 @@
         <w:pStyle w:val="ListBullet"/>
       </w:pPr>
       <w:r>
-        <w:t>In one sentence:</w:t>
+        <w:t>[ ] No open P0 defects</w:t>
       </w:r>
     </w:p>
     <w:p>
@@ -154,7 +178,31 @@
         <w:pStyle w:val="ListBullet"/>
       </w:pPr>
       <w:r>
-        <w:t>Top 3 user outcomes:</w:t>
+        <w:t>[ ] P1 defects triaged with explicit owner and ETA</w:t>
+      </w:r>
+    </w:p>
+    <w:p>
+      <w:pPr>
+        <w:pStyle w:val="ListBullet"/>
+      </w:pPr>
+      <w:r>
+        <w:t>[ ] Core flow smoke tests pass consecutively</w:t>
+      </w:r>
+    </w:p>
+    <w:p>
+      <w:pPr>
+        <w:pStyle w:val="ListBullet"/>
+      </w:pPr>
+      <w:r>
+        <w:t>[ ] Error states are user-readable and recoverable</w:t>
+      </w:r>
+    </w:p>
+    <w:p>
+      <w:pPr>
+        <w:pStyle w:val="ListBullet"/>
+      </w:pPr>
+      <w:r>
+        <w:t>[ ] Rate limits and usage limits enforced correctly</w:t>
       </w:r>
     </w:p>
     <w:p/>
@@ -163,138 +211,7 @@
         <w:pStyle w:val="Heading2"/>
       </w:pPr>
       <w:r>
-        <w:t>5) Success Metrics (First 90 days)</w:t>
-      </w:r>
-    </w:p>
-    <w:p>
-      <w:pPr>
-        <w:pStyle w:val="ListBullet"/>
-      </w:pPr>
-      <w:r>
-        <w:t>Activation metric:</w:t>
-      </w:r>
-    </w:p>
-    <w:p>
-      <w:pPr>
-        <w:pStyle w:val="ListBullet"/>
-      </w:pPr>
-      <w:r>
-        <w:t>Retention metric:</w:t>
-      </w:r>
-    </w:p>
-    <w:p>
-      <w:pPr>
-        <w:pStyle w:val="ListBullet"/>
-      </w:pPr>
-      <w:r>
-        <w:t>Revenue or impact metric:</w:t>
-      </w:r>
-    </w:p>
-    <w:p/>
-    <w:p>
-      <w:pPr>
-        <w:pStyle w:val="Heading2"/>
-      </w:pPr>
-      <w:r>
-        <w:t>6) Scope</w:t>
-      </w:r>
-    </w:p>
-    <w:p>
-      <w:pPr>
-        <w:pStyle w:val="Heading3"/>
-      </w:pPr>
-      <w:r>
-        <w:t>In Scope (v1)</w:t>
-      </w:r>
-    </w:p>
-    <w:p>
-      <w:r>
-        <w:rPr>
-          <w:sz w:val="22"/>
-        </w:rPr>
-        <w:t>-</w:t>
-      </w:r>
-    </w:p>
-    <w:p>
-      <w:r>
-        <w:rPr>
-          <w:sz w:val="22"/>
-        </w:rPr>
-        <w:t>-</w:t>
-      </w:r>
-    </w:p>
-    <w:p>
-      <w:r>
-        <w:rPr>
-          <w:sz w:val="22"/>
-        </w:rPr>
-        <w:t>-</w:t>
-      </w:r>
-    </w:p>
-    <w:p/>
-    <w:p>
-      <w:pPr>
-        <w:pStyle w:val="Heading3"/>
-      </w:pPr>
-      <w:r>
-        <w:t>Out of Scope (v1)</w:t>
-      </w:r>
-    </w:p>
-    <w:p>
-      <w:r>
-        <w:rPr>
-          <w:sz w:val="22"/>
-        </w:rPr>
-        <w:t>-</w:t>
-      </w:r>
-    </w:p>
-    <w:p>
-      <w:r>
-        <w:rPr>
-          <w:sz w:val="22"/>
-        </w:rPr>
-        <w:t>-</w:t>
-      </w:r>
-    </w:p>
-    <w:p>
-      <w:r>
-        <w:rPr>
-          <w:sz w:val="22"/>
-        </w:rPr>
-        <w:t>-</w:t>
-      </w:r>
-    </w:p>
-    <w:p/>
-    <w:p>
-      <w:pPr>
-        <w:pStyle w:val="Heading2"/>
-      </w:pPr>
-      <w:r>
-        <w:t>7) Constraints</w:t>
-      </w:r>
-    </w:p>
-    <w:p>
-      <w:pPr>
-        <w:pStyle w:val="ListBullet"/>
-      </w:pPr>
-      <w:r>
-        <w:t>Budget:</w:t>
-      </w:r>
-    </w:p>
-    <w:p>
-      <w:pPr>
-        <w:pStyle w:val="ListBullet"/>
-      </w:pPr>
-      <w:r>
-        <w:t>Team capacity:</w:t>
-      </w:r>
-    </w:p>
-    <w:p>
-      <w:pPr>
-        <w:pStyle w:val="ListBullet"/>
-      </w:pPr>
-      <w:r>
-        <w:t>Compliance or legal:</w:t>
+        <w:t>Launch Constraints</w:t>
       </w:r>
     </w:p>
     <w:p>
@@ -305,13 +222,12 @@
         <w:t>Timeline:</w:t>
       </w:r>
     </w:p>
-    <w:p/>
     <w:p>
       <w:pPr>
-        <w:pStyle w:val="Heading2"/>
+        <w:pStyle w:val="ListBullet"/>
       </w:pPr>
       <w:r>
-        <w:t>8) Risks and Assumptions</w:t>
+        <w:t>Engineering capacity:</w:t>
       </w:r>
     </w:p>
     <w:p>
@@ -319,7 +235,7 @@
         <w:pStyle w:val="ListBullet"/>
       </w:pPr>
       <w:r>
-        <w:t>Key assumptions:</w:t>
+        <w:t>QA capacity:</w:t>
       </w:r>
     </w:p>
     <w:p>
@@ -327,7 +243,7 @@
         <w:pStyle w:val="ListBullet"/>
       </w:pPr>
       <w:r>
-        <w:t>Top risks:</w:t>
+        <w:t>Support coverage:</w:t>
       </w:r>
     </w:p>
     <w:p>
@@ -335,7 +251,48 @@
         <w:pStyle w:val="ListBullet"/>
       </w:pPr>
       <w:r>
-        <w:t>Validation plan:</w:t>
+        <w:t>Risk tolerance threshold:</w:t>
+      </w:r>
+    </w:p>
+    <w:p/>
+    <w:p>
+      <w:pPr>
+        <w:pStyle w:val="Heading2"/>
+      </w:pPr>
+      <w:r>
+        <w:t>Sign-Off</w:t>
+      </w:r>
+    </w:p>
+    <w:p>
+      <w:pPr>
+        <w:pStyle w:val="ListBullet"/>
+      </w:pPr>
+      <w:r>
+        <w:t>Product Owner:</w:t>
+      </w:r>
+    </w:p>
+    <w:p>
+      <w:pPr>
+        <w:pStyle w:val="ListBullet"/>
+      </w:pPr>
+      <w:r>
+        <w:t>Engineering Lead:</w:t>
+      </w:r>
+    </w:p>
+    <w:p>
+      <w:pPr>
+        <w:pStyle w:val="ListBullet"/>
+      </w:pPr>
+      <w:r>
+        <w:t>QA Lead:</w:t>
+      </w:r>
+    </w:p>
+    <w:p>
+      <w:pPr>
+        <w:pStyle w:val="ListBullet"/>
+      </w:pPr>
+      <w:r>
+        <w:t>Go/No-Go decision date:</w:t>
       </w:r>
     </w:p>
     <w:sectPr>
